--- a/backend-exhibits/Google MyDrive to Google MyDrive Advanced Plan - Advanced Not Include.docx
+++ b/backend-exhibits/Google MyDrive to Google MyDrive Advanced Plan - Advanced Not Include.docx
@@ -51,7 +51,7 @@
                 <w:b/>
                 <w:sz w:val="21"/>
               </w:rPr>
-              <w:t>Out of scope Features for advanced Plan (</w:t>
+              <w:t>Out of scope Features for standard Plan (</w:t>
             </w:r>
             <w:proofErr w:type="spellStart"/>
             <w:r>

--- a/backend-exhibits/Google MyDrive to Google MyDrive Advanced Plan - Advanced Not Include.docx
+++ b/backend-exhibits/Google MyDrive to Google MyDrive Advanced Plan - Advanced Not Include.docx
@@ -47,7 +47,7 @@
             </w:pPr>
             <w:r>
               <w:rPr>
-                <w:rFonts w:ascii="Arial" w:eastAsia="Arial" w:hAnsi="Arial" w:cs="Arial"/>
+                <w:rFonts w:ascii="Arial" w:hAnsi="Arial" w:cs="Arial" w:eastAsia="Arial"/>
                 <w:b/>
                 <w:sz w:val="21"/>
               </w:rPr>
@@ -56,7 +56,7 @@
             <w:proofErr w:type="spellStart"/>
             <w:r>
               <w:rPr>
-                <w:rFonts w:ascii="Arial" w:eastAsia="Arial" w:hAnsi="Arial" w:cs="Arial"/>
+                <w:rFonts w:ascii="Arial" w:hAnsi="Arial" w:cs="Arial" w:eastAsia="Arial"/>
                 <w:b/>
                 <w:sz w:val="21"/>
               </w:rPr>
@@ -65,7 +65,7 @@
             <w:proofErr w:type="spellEnd"/>
             <w:r>
               <w:rPr>
-                <w:rFonts w:ascii="Arial" w:eastAsia="Arial" w:hAnsi="Arial" w:cs="Arial"/>
+                <w:rFonts w:ascii="Arial" w:hAnsi="Arial" w:cs="Arial" w:eastAsia="Arial"/>
                 <w:b/>
                 <w:sz w:val="21"/>
               </w:rPr>
@@ -74,7 +74,7 @@
             <w:proofErr w:type="spellStart"/>
             <w:r>
               <w:rPr>
-                <w:rFonts w:ascii="Arial" w:eastAsia="Arial" w:hAnsi="Arial" w:cs="Arial"/>
+                <w:rFonts w:ascii="Arial" w:hAnsi="Arial" w:cs="Arial" w:eastAsia="Arial"/>
                 <w:b/>
                 <w:sz w:val="21"/>
               </w:rPr>
@@ -83,7 +83,7 @@
             <w:proofErr w:type="spellEnd"/>
             <w:r>
               <w:rPr>
-                <w:rFonts w:ascii="Arial" w:eastAsia="Arial" w:hAnsi="Arial" w:cs="Arial"/>
+                <w:rFonts w:ascii="Arial" w:hAnsi="Arial" w:cs="Arial" w:eastAsia="Arial"/>
                 <w:b/>
                 <w:sz w:val="21"/>
               </w:rPr>
@@ -109,7 +109,7 @@
           <w:p>
             <w:r>
               <w:rPr>
-                <w:rFonts w:ascii="Arial" w:eastAsia="Arial" w:hAnsi="Arial" w:cs="Arial"/>
+                <w:rFonts w:ascii="Arial" w:hAnsi="Arial" w:cs="Arial" w:eastAsia="Arial"/>
                 <w:b/>
                 <w:sz w:val="21"/>
               </w:rPr>
@@ -135,7 +135,7 @@
             <w:proofErr w:type="spellStart"/>
             <w:r>
               <w:rPr>
-                <w:rFonts w:ascii="Arial" w:eastAsia="Arial" w:hAnsi="Arial" w:cs="Arial"/>
+                <w:rFonts w:ascii="Arial" w:hAnsi="Arial" w:cs="Arial" w:eastAsia="Arial"/>
                 <w:sz w:val="21"/>
               </w:rPr>
               <w:t>CloudFuze</w:t>
@@ -143,7 +143,7 @@
             <w:proofErr w:type="spellEnd"/>
             <w:r>
               <w:rPr>
-                <w:rFonts w:ascii="Arial" w:eastAsia="Arial" w:hAnsi="Arial" w:cs="Arial"/>
+                <w:rFonts w:ascii="Arial" w:hAnsi="Arial" w:cs="Arial" w:eastAsia="Arial"/>
                 <w:sz w:val="21"/>
               </w:rPr>
               <w:t xml:space="preserve"> preserves all inner file permissions along with access levels.</w:t>
@@ -168,7 +168,7 @@
           <w:p>
             <w:r>
               <w:rPr>
-                <w:rFonts w:ascii="Arial" w:eastAsia="Arial" w:hAnsi="Arial" w:cs="Arial"/>
+                <w:rFonts w:ascii="Arial" w:hAnsi="Arial" w:cs="Arial" w:eastAsia="Arial"/>
                 <w:b/>
                 <w:sz w:val="21"/>
               </w:rPr>
@@ -193,7 +193,7 @@
             <w:proofErr w:type="spellStart"/>
             <w:r>
               <w:rPr>
-                <w:rFonts w:ascii="Arial" w:eastAsia="Arial" w:hAnsi="Arial" w:cs="Arial"/>
+                <w:rFonts w:ascii="Arial" w:hAnsi="Arial" w:cs="Arial" w:eastAsia="Arial"/>
                 <w:sz w:val="21"/>
               </w:rPr>
               <w:t>CloudFuze</w:t>
@@ -201,7 +201,7 @@
             <w:proofErr w:type="spellEnd"/>
             <w:r>
               <w:rPr>
-                <w:rFonts w:ascii="Arial" w:eastAsia="Arial" w:hAnsi="Arial" w:cs="Arial"/>
+                <w:rFonts w:ascii="Arial" w:hAnsi="Arial" w:cs="Arial" w:eastAsia="Arial"/>
                 <w:sz w:val="21"/>
               </w:rPr>
               <w:t xml:space="preserve"> migrates all shared links from source to destination and maintains the type of links.</w:t>
@@ -225,10 +225,10 @@
   <w:docDefaults>
     <w:rPrDefault>
       <w:rPr>
-        <w:rFonts w:asciiTheme="minorHAnsi" w:eastAsiaTheme="minorEastAsia" w:hAnsiTheme="minorHAnsi" w:cstheme="minorBidi"/>
+        <w:rFonts w:ascii="Arial" w:hAnsi="Arial" w:cs="Arial" w:eastAsia="Arial"/>
         <w:kern w:val="2"/>
-        <w:sz w:val="24"/>
-        <w:szCs w:val="24"/>
+        <w:sz w:val="21"/>
+        <w:szCs w:val="21"/>
         <w:lang w:val="en-IN" w:eastAsia="en-IN" w:bidi="ar-SA"/>
         <w14:ligatures w14:val="standardContextual"/>
       </w:rPr>
@@ -624,9 +624,9 @@
       <w:spacing w:line="259" w:lineRule="auto"/>
     </w:pPr>
     <w:rPr>
-      <w:rFonts w:ascii="Calibri" w:eastAsia="Calibri" w:hAnsi="Calibri" w:cs="Calibri"/>
+      <w:rFonts w:ascii="Arial" w:hAnsi="Arial" w:cs="Arial" w:eastAsia="Arial"/>
       <w:color w:val="000000"/>
-      <w:sz w:val="22"/>
+      <w:sz w:val="21"/>
     </w:rPr>
   </w:style>
   <w:style w:type="character" w:default="1" w:styleId="DefaultParagraphFont">
